--- a/docs/scripts/tunnel-keepalive.docx
+++ b/docs/scripts/tunnel-keepalive.docx
@@ -26,7 +26,7 @@
         <w:t xml:space="preserve"> </w:t>
       </w:r>
       <w:r>
-        <w:t xml:space="preserve">1</w:t>
+        <w:t xml:space="preserve">2</w:t>
       </w:r>
       <w:r>
         <w:t xml:space="preserve"> </w:t>
@@ -42,7 +42,7 @@
         <w:t xml:space="preserve"> </w:t>
       </w:r>
       <w:r>
-        <w:t xml:space="preserve">2026-06-14T16:40:00+0300</w:t>
+        <w:t xml:space="preserve">2026-09-26T13:50:00Z</w:t>
       </w:r>
     </w:p>
     <w:bookmarkStart w:id="9" w:name="overview"/>
